--- a/Facilitators/Word/05_Data_Task_Solutions.docx
+++ b/Facilitators/Word/05_Data_Task_Solutions.docx
@@ -179,6 +179,21 @@
     </w:p>
     <w:p>
       <w:pPr>
+        <w:spacing w:after="120"/>
+      </w:pPr>
+      <w:r>
+        <w:rPr>
+          <w:rFonts w:ascii="Calibri" w:hAnsi="Calibri"/>
+          <w:b w:val="0"/>
+          <w:i w:val="0"/>
+          <w:color w:val="222222"/>
+          <w:sz w:val="22"/>
+        </w:rPr>
+        <w:t>Workflow B should find these. Workflow A should learn material issues only through Findings Memos, not by opening the workbook.</w:t>
+      </w:r>
+    </w:p>
+    <w:p>
+      <w:pPr>
         <w:pStyle w:val="Heading1"/>
       </w:pPr>
       <w:r>
@@ -186,7 +201,7 @@
           <w:rFonts w:ascii="Calibri" w:hAnsi="Calibri"/>
           <w:color w:val="1B2A4A"/>
         </w:rPr>
-        <w:t>DB-1 Data quality - what they should find</w:t>
+        <w:t>DB-1 Data quality - what B should find</w:t>
       </w:r>
     </w:p>
     <w:p>
@@ -366,7 +381,7 @@
         <w:rPr>
           <w:rFonts w:ascii="Calibri" w:hAnsi="Calibri"/>
         </w:rPr>
-        <w:t>Aggressive growth struggles to hold 65% honestly without cherry-picking - the ED-01 tension.</w:t>
+        <w:t>Aggressive growth struggles to hold 65% honestly without selection pressure - the efficiency/ethics tension teams should discover.</w:t>
       </w:r>
     </w:p>
     <w:sectPr>

--- a/Facilitators/Word/05_Data_Task_Solutions.docx
+++ b/Facilitators/Word/05_Data_Task_Solutions.docx
@@ -5,6 +5,7 @@
     <w:p>
       <w:r>
         <w:rPr>
+          <w:rFonts w:ascii="Lexend" w:hAnsi="Lexend" w:eastAsia="Lexend" w:cs="Lexend"/>
           <w:b/>
           <w:color w:val="007A87"/>
           <w:sz w:val="24"/>
@@ -18,6 +19,7 @@
       </w:pPr>
       <w:r>
         <w:rPr>
+          <w:rFonts w:ascii="Lexend" w:hAnsi="Lexend" w:eastAsia="Lexend" w:cs="Lexend"/>
           <w:b/>
           <w:color w:val="1B2A4A"/>
           <w:sz w:val="48"/>
@@ -28,6 +30,7 @@
     <w:p>
       <w:r>
         <w:rPr>
+          <w:rFonts w:ascii="Nunito" w:hAnsi="Nunito" w:eastAsia="Nunito" w:cs="Nunito"/>
           <w:i/>
           <w:color w:val="666666"/>
           <w:sz w:val="24"/>
@@ -52,6 +55,7 @@
           <w:p>
             <w:r>
               <w:rPr>
+                <w:rFonts w:ascii="Nunito" w:hAnsi="Nunito" w:eastAsia="Nunito" w:cs="Nunito"/>
                 <w:b/>
                 <w:color w:val="1B2A4A"/>
                 <w:sz w:val="20"/>
@@ -67,6 +71,7 @@
           <w:p>
             <w:r>
               <w:rPr>
+                <w:rFonts w:ascii="Nunito" w:hAnsi="Nunito" w:eastAsia="Nunito" w:cs="Nunito"/>
                 <w:color w:val="222222"/>
                 <w:sz w:val="20"/>
               </w:rPr>
@@ -83,6 +88,7 @@
           <w:p>
             <w:r>
               <w:rPr>
+                <w:rFonts w:ascii="Nunito" w:hAnsi="Nunito" w:eastAsia="Nunito" w:cs="Nunito"/>
                 <w:b/>
                 <w:color w:val="1B2A4A"/>
                 <w:sz w:val="20"/>
@@ -98,6 +104,7 @@
           <w:p>
             <w:r>
               <w:rPr>
+                <w:rFonts w:ascii="Nunito" w:hAnsi="Nunito" w:eastAsia="Nunito" w:cs="Nunito"/>
                 <w:color w:val="222222"/>
                 <w:sz w:val="20"/>
               </w:rPr>
@@ -114,6 +121,7 @@
           <w:p>
             <w:r>
               <w:rPr>
+                <w:rFonts w:ascii="Nunito" w:hAnsi="Nunito" w:eastAsia="Nunito" w:cs="Nunito"/>
                 <w:b/>
                 <w:color w:val="1B2A4A"/>
                 <w:sz w:val="20"/>
@@ -129,6 +137,7 @@
           <w:p>
             <w:r>
               <w:rPr>
+                <w:rFonts w:ascii="Nunito" w:hAnsi="Nunito" w:eastAsia="Nunito" w:cs="Nunito"/>
                 <w:color w:val="222222"/>
                 <w:sz w:val="20"/>
               </w:rPr>
@@ -145,6 +154,7 @@
           <w:p>
             <w:r>
               <w:rPr>
+                <w:rFonts w:ascii="Nunito" w:hAnsi="Nunito" w:eastAsia="Nunito" w:cs="Nunito"/>
                 <w:b/>
                 <w:color w:val="1B2A4A"/>
                 <w:sz w:val="20"/>
@@ -160,10 +170,11 @@
           <w:p>
             <w:r>
               <w:rPr>
+                <w:rFonts w:ascii="Nunito" w:hAnsi="Nunito" w:eastAsia="Nunito" w:cs="Nunito"/>
                 <w:color w:val="222222"/>
                 <w:sz w:val="20"/>
               </w:rPr>
-              <w:t>2.0 | July 2026</w:t>
+              <w:t>3.0 | July 2026</w:t>
             </w:r>
           </w:p>
         </w:tc>
@@ -183,7 +194,7 @@
       </w:pPr>
       <w:r>
         <w:rPr>
-          <w:rFonts w:ascii="Calibri" w:hAnsi="Calibri"/>
+          <w:rFonts w:ascii="Nunito" w:hAnsi="Nunito" w:eastAsia="Nunito" w:cs="Nunito"/>
           <w:b w:val="0"/>
           <w:i w:val="0"/>
           <w:color w:val="222222"/>
@@ -198,7 +209,7 @@
       </w:pPr>
       <w:r>
         <w:rPr>
-          <w:rFonts w:ascii="Calibri" w:hAnsi="Calibri"/>
+          <w:rFonts w:ascii="Lexend" w:hAnsi="Lexend" w:eastAsia="Lexend" w:cs="Lexend"/>
           <w:color w:val="1B2A4A"/>
         </w:rPr>
         <w:t>DB-1 Data quality - what B should find</w:t>
@@ -211,7 +222,7 @@
       </w:pPr>
       <w:r>
         <w:rPr>
-          <w:rFonts w:ascii="Calibri" w:hAnsi="Calibri"/>
+          <w:rFonts w:ascii="Nunito" w:hAnsi="Nunito" w:eastAsia="Nunito" w:cs="Nunito"/>
         </w:rPr>
         <w:t>Duplicate beneficiary IDs (built in) - de-duplicate before counting.</w:t>
       </w:r>
@@ -223,7 +234,7 @@
       </w:pPr>
       <w:r>
         <w:rPr>
-          <w:rFonts w:ascii="Calibri" w:hAnsi="Calibri"/>
+          <w:rFonts w:ascii="Nunito" w:hAnsi="Nunito" w:eastAsia="Nunito" w:cs="Nunito"/>
         </w:rPr>
         <w:t>placed_90d coded as Y/Yes/1/N/No/0/blank - normalise.</w:t>
       </w:r>
@@ -235,7 +246,7 @@
       </w:pPr>
       <w:r>
         <w:rPr>
-          <w:rFonts w:ascii="Calibri" w:hAnsi="Calibri"/>
+          <w:rFonts w:ascii="Nunito" w:hAnsi="Nunito" w:eastAsia="Nunito" w:cs="Nunito"/>
         </w:rPr>
         <w:t>Mixed date formats across tables.</w:t>
       </w:r>
@@ -247,7 +258,7 @@
       </w:pPr>
       <w:r>
         <w:rPr>
-          <w:rFonts w:ascii="Calibri" w:hAnsi="Calibri"/>
+          <w:rFonts w:ascii="Nunito" w:hAnsi="Nunito" w:eastAsia="Nunito" w:cs="Nunito"/>
         </w:rPr>
         <w:t>A wage outlier (obvious typo) on one record.</w:t>
       </w:r>
@@ -259,7 +270,7 @@
       </w:pPr>
       <w:r>
         <w:rPr>
-          <w:rFonts w:ascii="Calibri" w:hAnsi="Calibri"/>
+          <w:rFonts w:ascii="Nunito" w:hAnsi="Nunito" w:eastAsia="Nunito" w:cs="Nunito"/>
         </w:rPr>
         <w:t>Dong Nai Q3 costs double-entered in hub_costs_2025.</w:t>
       </w:r>
@@ -271,7 +282,7 @@
       </w:pPr>
       <w:r>
         <w:rPr>
-          <w:rFonts w:ascii="Calibri" w:hAnsi="Calibri"/>
+          <w:rFonts w:ascii="Nunito" w:hAnsi="Nunito" w:eastAsia="Nunito" w:cs="Nunito"/>
         </w:rPr>
         <w:t>Hours logged against an inactive mentor in volunteer_hours.</w:t>
       </w:r>
@@ -283,7 +294,7 @@
       </w:pPr>
       <w:r>
         <w:rPr>
-          <w:rFonts w:ascii="Calibri" w:hAnsi="Calibri"/>
+          <w:rFonts w:ascii="Nunito" w:hAnsi="Nunito" w:eastAsia="Nunito" w:cs="Nunito"/>
         </w:rPr>
         <w:t>'HCMC' vs 'Ho Chi Minh City' inconsistency.</w:t>
       </w:r>
@@ -294,7 +305,7 @@
       </w:pPr>
       <w:r>
         <w:rPr>
-          <w:rFonts w:ascii="Calibri" w:hAnsi="Calibri"/>
+          <w:rFonts w:ascii="Lexend" w:hAnsi="Lexend" w:eastAsia="Lexend" w:cs="Lexend"/>
           <w:color w:val="1B2A4A"/>
         </w:rPr>
         <w:t>DB-2/DB-3 expected patterns</w:t>
@@ -307,7 +318,7 @@
       </w:pPr>
       <w:r>
         <w:rPr>
-          <w:rFonts w:ascii="Calibri" w:hAnsi="Calibri"/>
+          <w:rFonts w:ascii="Nunito" w:hAnsi="Nunito" w:eastAsia="Nunito" w:cs="Nunito"/>
         </w:rPr>
         <w:t>Dong Nai placement clearly below HCMC hubs.</w:t>
       </w:r>
@@ -319,7 +330,7 @@
       </w:pPr>
       <w:r>
         <w:rPr>
-          <w:rFonts w:ascii="Calibri" w:hAnsi="Calibri"/>
+          <w:rFonts w:ascii="Nunito" w:hAnsi="Nunito" w:eastAsia="Nunito" w:cs="Nunito"/>
         </w:rPr>
         <w:t>Formal-only rate roughly 8 points below the broad rate (aligns with ST-02).</w:t>
       </w:r>
@@ -331,7 +342,7 @@
       </w:pPr>
       <w:r>
         <w:rPr>
-          <w:rFonts w:ascii="Calibri" w:hAnsi="Calibri"/>
+          <w:rFonts w:ascii="Nunito" w:hAnsi="Nunito" w:eastAsia="Nunito" w:cs="Nunito"/>
         </w:rPr>
         <w:t>Higher attendance associates with placement - but confounded by transport/motivation.</w:t>
       </w:r>
@@ -343,7 +354,7 @@
       </w:pPr>
       <w:r>
         <w:rPr>
-          <w:rFonts w:ascii="Calibri" w:hAnsi="Calibri"/>
+          <w:rFonts w:ascii="Nunito" w:hAnsi="Nunito" w:eastAsia="Nunito" w:cs="Nunito"/>
         </w:rPr>
         <w:t>Disability placement materially below overall (aligns with ST-03).</w:t>
       </w:r>
@@ -354,7 +365,7 @@
       </w:pPr>
       <w:r>
         <w:rPr>
-          <w:rFonts w:ascii="Calibri" w:hAnsi="Calibri"/>
+          <w:rFonts w:ascii="Lexend" w:hAnsi="Lexend" w:eastAsia="Lexend" w:cs="Lexend"/>
           <w:color w:val="1B2A4A"/>
         </w:rPr>
         <w:t>DB-4 / DB-5</w:t>
@@ -367,7 +378,7 @@
       </w:pPr>
       <w:r>
         <w:rPr>
-          <w:rFonts w:ascii="Calibri" w:hAnsi="Calibri"/>
+          <w:rFonts w:ascii="Nunito" w:hAnsi="Nunito" w:eastAsia="Nunito" w:cs="Nunito"/>
         </w:rPr>
         <w:t>Mentor hours weakly associate with completion; do not overclaim causation.</w:t>
       </w:r>
@@ -379,7 +390,7 @@
       </w:pPr>
       <w:r>
         <w:rPr>
-          <w:rFonts w:ascii="Calibri" w:hAnsi="Calibri"/>
+          <w:rFonts w:ascii="Nunito" w:hAnsi="Nunito" w:eastAsia="Nunito" w:cs="Nunito"/>
         </w:rPr>
         <w:t>Aggressive growth struggles to hold 65% honestly without selection pressure - the efficiency/ethics tension teams should discover.</w:t>
       </w:r>
@@ -761,7 +772,7 @@
       <w:spacing w:after="120" w:line="276" w:lineRule="auto"/>
     </w:pPr>
     <w:rPr>
-      <w:rFonts w:ascii="Calibri" w:hAnsi="Calibri"/>
+      <w:rFonts w:ascii="Nunito" w:hAnsi="Nunito" w:eastAsia="Nunito" w:cs="Nunito"/>
       <w:color w:val="222222"/>
       <w:sz w:val="22"/>
     </w:rPr>

--- a/Facilitators/Word/05_Data_Task_Solutions.docx
+++ b/Facilitators/Word/05_Data_Task_Solutions.docx
@@ -174,7 +174,7 @@
                 <w:color w:val="222222"/>
                 <w:sz w:val="20"/>
               </w:rPr>
-              <w:t>3.0 | July 2026</w:t>
+              <w:t>3.1 | July-September 2026</w:t>
             </w:r>
           </w:p>
         </w:tc>

--- a/Facilitators/Word/05_Data_Task_Solutions.docx
+++ b/Facilitators/Word/05_Data_Task_Solutions.docx
@@ -35,7 +35,7 @@
           <w:color w:val="666666"/>
           <w:sz w:val="24"/>
         </w:rPr>
-        <w:t>CONFIDENTIAL - expected findings and pitfalls</w:t>
+        <w:t>CONFIDENTIAL - expected findings and coaching methods</w:t>
       </w:r>
     </w:p>
     <w:tbl>
@@ -200,7 +200,7 @@
           <w:color w:val="222222"/>
           <w:sz w:val="22"/>
         </w:rPr>
-        <w:t>Workflow B should find these. Workflow A should learn material issues only through Findings Memos, not by opening the workbook.</w:t>
+        <w:t>Workflow B should find these. Workflow A should learn material issues only through Findings Memos, not by opening the workbook. Participant packs no longer include step-by-step DB-3/DB-4 recipes - Buddies coach method; this file holds the key.</w:t>
       </w:r>
     </w:p>
     <w:p>
@@ -308,7 +308,7 @@
           <w:rFonts w:ascii="Lexend" w:hAnsi="Lexend" w:eastAsia="Lexend" w:cs="Lexend"/>
           <w:color w:val="1B2A4A"/>
         </w:rPr>
-        <w:t>DB-2/DB-3 expected patterns</w:t>
+        <w:t>DB-2 expected patterns (foundation dashboard)</w:t>
       </w:r>
     </w:p>
     <w:p>
@@ -344,18 +344,6 @@
         <w:rPr>
           <w:rFonts w:ascii="Nunito" w:hAnsi="Nunito" w:eastAsia="Nunito" w:cs="Nunito"/>
         </w:rPr>
-        <w:t>Higher attendance associates with placement - but confounded by transport/motivation.</w:t>
-      </w:r>
-    </w:p>
-    <w:p>
-      <w:pPr>
-        <w:pStyle w:val="ListBullet"/>
-        <w:ind w:left="360"/>
-      </w:pPr>
-      <w:r>
-        <w:rPr>
-          <w:rFonts w:ascii="Nunito" w:hAnsi="Nunito" w:eastAsia="Nunito" w:cs="Nunito"/>
-        </w:rPr>
         <w:t>Disability placement materially below overall (aligns with ST-03).</w:t>
       </w:r>
     </w:p>
@@ -368,7 +356,82 @@
           <w:rFonts w:ascii="Lexend" w:hAnsi="Lexend" w:eastAsia="Lexend" w:cs="Lexend"/>
           <w:color w:val="1B2A4A"/>
         </w:rPr>
-        <w:t>DB-4 / DB-5</w:t>
+        <w:t>When A asks about placement drivers / attendance / programme design</w:t>
+      </w:r>
+    </w:p>
+    <w:p>
+      <w:pPr>
+        <w:spacing w:after="120"/>
+      </w:pPr>
+      <w:r>
+        <w:rPr>
+          <w:rFonts w:ascii="Nunito" w:hAnsi="Nunito" w:eastAsia="Nunito" w:cs="Nunito"/>
+          <w:b w:val="0"/>
+          <w:i w:val="0"/>
+          <w:color w:val="222222"/>
+          <w:sz w:val="22"/>
+        </w:rPr>
+        <w:t>Coach B toward this path only if stuck (do not hand A the recipe):</w:t>
+      </w:r>
+    </w:p>
+    <w:p>
+      <w:pPr>
+        <w:pStyle w:val="ListNumber"/>
+        <w:ind w:left="360"/>
+      </w:pPr>
+      <w:r>
+        <w:rPr>
+          <w:rFonts w:ascii="Nunito" w:hAnsi="Nunito" w:eastAsia="Nunito" w:cs="Nunito"/>
+        </w:rPr>
+        <w:t>Normalise attendance coding in programme_attendance (Y/N/1/0).</w:t>
+      </w:r>
+    </w:p>
+    <w:p>
+      <w:pPr>
+        <w:pStyle w:val="ListNumber"/>
+        <w:ind w:left="360"/>
+      </w:pPr>
+      <w:r>
+        <w:rPr>
+          <w:rFonts w:ascii="Nunito" w:hAnsi="Nunito" w:eastAsia="Nunito" w:cs="Nunito"/>
+        </w:rPr>
+        <w:t>Pivot to one attendance rate per beneficiary_id.</w:t>
+      </w:r>
+    </w:p>
+    <w:p>
+      <w:pPr>
+        <w:pStyle w:val="ListNumber"/>
+        <w:ind w:left="360"/>
+      </w:pPr>
+      <w:r>
+        <w:rPr>
+          <w:rFonts w:ascii="Nunito" w:hAnsi="Nunito" w:eastAsia="Nunito" w:cs="Nunito"/>
+        </w:rPr>
+        <w:t>XLOOKUP (or join) placement from employment_outcomes.</w:t>
+      </w:r>
+    </w:p>
+    <w:p>
+      <w:pPr>
+        <w:pStyle w:val="ListNumber"/>
+        <w:ind w:left="360"/>
+      </w:pPr>
+      <w:r>
+        <w:rPr>
+          <w:rFonts w:ascii="Nunito" w:hAnsi="Nunito" w:eastAsia="Nunito" w:cs="Nunito"/>
+        </w:rPr>
+        <w:t>Compare average attendance for placed vs not placed.</w:t>
+      </w:r>
+    </w:p>
+    <w:p>
+      <w:pPr>
+        <w:pStyle w:val="ListNumber"/>
+        <w:ind w:left="360"/>
+      </w:pPr>
+      <w:r>
+        <w:rPr>
+          <w:rFonts w:ascii="Nunito" w:hAnsi="Nunito" w:eastAsia="Nunito" w:cs="Nunito"/>
+        </w:rPr>
+        <w:t>Findings Memo must name confounders (e.g. transport, motivation) - association is not causation.</w:t>
       </w:r>
     </w:p>
     <w:p>
@@ -380,7 +443,94 @@
         <w:rPr>
           <w:rFonts w:ascii="Nunito" w:hAnsi="Nunito" w:eastAsia="Nunito" w:cs="Nunito"/>
         </w:rPr>
-        <w:t>Mentor hours weakly associate with completion; do not overclaim causation.</w:t>
+        <w:t>Expected pattern: higher attendance associates with placement, but confounded.</w:t>
+      </w:r>
+    </w:p>
+    <w:p>
+      <w:pPr>
+        <w:pStyle w:val="Heading1"/>
+      </w:pPr>
+      <w:r>
+        <w:rPr>
+          <w:rFonts w:ascii="Lexend" w:hAnsi="Lexend" w:eastAsia="Lexend" w:cs="Lexend"/>
+          <w:color w:val="1B2A4A"/>
+        </w:rPr>
+        <w:t>When A asks about mentoring / completion / volunteer capacity</w:t>
+      </w:r>
+    </w:p>
+    <w:p>
+      <w:pPr>
+        <w:spacing w:after="120"/>
+      </w:pPr>
+      <w:r>
+        <w:rPr>
+          <w:rFonts w:ascii="Nunito" w:hAnsi="Nunito" w:eastAsia="Nunito" w:cs="Nunito"/>
+          <w:b w:val="0"/>
+          <w:i w:val="0"/>
+          <w:color w:val="222222"/>
+          <w:sz w:val="22"/>
+        </w:rPr>
+        <w:t>Coach B toward:</w:t>
+      </w:r>
+    </w:p>
+    <w:p>
+      <w:pPr>
+        <w:pStyle w:val="ListNumber"/>
+        <w:ind w:left="360"/>
+      </w:pPr>
+      <w:r>
+        <w:rPr>
+          <w:rFonts w:ascii="Nunito" w:hAnsi="Nunito" w:eastAsia="Nunito" w:cs="Nunito"/>
+        </w:rPr>
+        <w:t>Total mentor hours per young person from volunteer_hours.</w:t>
+      </w:r>
+    </w:p>
+    <w:p>
+      <w:pPr>
+        <w:pStyle w:val="ListNumber"/>
+        <w:ind w:left="360"/>
+      </w:pPr>
+      <w:r>
+        <w:rPr>
+          <w:rFonts w:ascii="Nunito" w:hAnsi="Nunito" w:eastAsia="Nunito" w:cs="Nunito"/>
+        </w:rPr>
+        <w:t>Exclude or flag hours logged against inactive mentors before averaging.</w:t>
+      </w:r>
+    </w:p>
+    <w:p>
+      <w:pPr>
+        <w:pStyle w:val="ListNumber"/>
+        <w:ind w:left="360"/>
+      </w:pPr>
+      <w:r>
+        <w:rPr>
+          <w:rFonts w:ascii="Nunito" w:hAnsi="Nunito" w:eastAsia="Nunito" w:cs="Nunito"/>
+        </w:rPr>
+        <w:t>Compare completers vs those who withdrew; do not overclaim.</w:t>
+      </w:r>
+    </w:p>
+    <w:p>
+      <w:pPr>
+        <w:pStyle w:val="ListBullet"/>
+        <w:ind w:left="360"/>
+      </w:pPr>
+      <w:r>
+        <w:rPr>
+          <w:rFonts w:ascii="Nunito" w:hAnsi="Nunito" w:eastAsia="Nunito" w:cs="Nunito"/>
+        </w:rPr>
+        <w:t>Expected pattern: mentor hours weakly associate with completion.</w:t>
+      </w:r>
+    </w:p>
+    <w:p>
+      <w:pPr>
+        <w:pStyle w:val="Heading1"/>
+      </w:pPr>
+      <w:r>
+        <w:rPr>
+          <w:rFonts w:ascii="Lexend" w:hAnsi="Lexend" w:eastAsia="Lexend" w:cs="Lexend"/>
+          <w:color w:val="1B2A4A"/>
+        </w:rPr>
+        <w:t>Funding scenarios (B5)</w:t>
       </w:r>
     </w:p>
     <w:p>

--- a/Facilitators/Word/05_Data_Task_Solutions.docx
+++ b/Facilitators/Word/05_Data_Task_Solutions.docx
@@ -200,7 +200,7 @@
           <w:color w:val="222222"/>
           <w:sz w:val="22"/>
         </w:rPr>
-        <w:t>Workflow B should find these. Workflow A should learn material issues only through Findings Memos, not by opening the workbook. Participant packs no longer include step-by-step DB-3/DB-4 recipes - Buddies coach method; this file holds the key.</w:t>
+        <w:t>Workflow B should find these. Workflow A should learn material issues only through Findings Memos, not by opening the workbook. A receives a Data Estate Brief (catalog) and Analysis Plans - never the dictionary or raw file. Participant packs no longer include step-by-step DB-3/DB-4 recipes - Buddies coach method; this file holds the key.</w:t>
       </w:r>
     </w:p>
     <w:p>
@@ -224,7 +224,7 @@
         <w:rPr>
           <w:rFonts w:ascii="Nunito" w:hAnsi="Nunito" w:eastAsia="Nunito" w:cs="Nunito"/>
         </w:rPr>
-        <w:t>Duplicate beneficiary IDs (built in) - de-duplicate before counting.</w:t>
+        <w:t>Duplicate beneficiary IDs (built in) - keep latest last_updated; log the conflict.</w:t>
       </w:r>
     </w:p>
     <w:p>
@@ -236,7 +236,7 @@
         <w:rPr>
           <w:rFonts w:ascii="Nunito" w:hAnsi="Nunito" w:eastAsia="Nunito" w:cs="Nunito"/>
         </w:rPr>
-        <w:t>placed_90d coded as Y/Yes/1/N/No/0/blank - normalise.</w:t>
+        <w:t>placed_90d coded as Y/Yes/1/N/No/0/blank - normalise; blank ≠ 'not placed'.</w:t>
       </w:r>
     </w:p>
     <w:p>
@@ -260,7 +260,7 @@
         <w:rPr>
           <w:rFonts w:ascii="Nunito" w:hAnsi="Nunito" w:eastAsia="Nunito" w:cs="Nunito"/>
         </w:rPr>
-        <w:t>A wage outlier (obvious typo) on one record.</w:t>
+        <w:t>Impossible age (~42) on GBF-2025-10417 - treat as entry error, not mass ineligibility.</w:t>
       </w:r>
     </w:p>
     <w:p>
@@ -272,7 +272,7 @@
         <w:rPr>
           <w:rFonts w:ascii="Nunito" w:hAnsi="Nunito" w:eastAsia="Nunito" w:cs="Nunito"/>
         </w:rPr>
-        <w:t>Dong Nai Q3 costs double-entered in hub_costs_2025.</w:t>
+        <w:t>A wage outlier (99,999,999) on the same record - exclude or cap for averages.</w:t>
       </w:r>
     </w:p>
     <w:p>
@@ -284,7 +284,31 @@
         <w:rPr>
           <w:rFonts w:ascii="Nunito" w:hAnsi="Nunito" w:eastAsia="Nunito" w:cs="Nunito"/>
         </w:rPr>
-        <w:t>Hours logged against an inactive mentor in volunteer_hours.</w:t>
+        <w:t>Roughly 18% ethnicity and ~5% disability_status blank - report missingness.</w:t>
+      </w:r>
+    </w:p>
+    <w:p>
+      <w:pPr>
+        <w:pStyle w:val="ListBullet"/>
+        <w:ind w:left="360"/>
+      </w:pPr>
+      <w:r>
+        <w:rPr>
+          <w:rFonts w:ascii="Nunito" w:hAnsi="Nunito" w:eastAsia="Nunito" w:cs="Nunito"/>
+        </w:rPr>
+        <w:t>Dong Nai September 2025 costs double-entered in hub_costs_2025.</w:t>
+      </w:r>
+    </w:p>
+    <w:p>
+      <w:pPr>
+        <w:pStyle w:val="ListBullet"/>
+        <w:ind w:left="360"/>
+      </w:pPr>
+      <w:r>
+        <w:rPr>
+          <w:rFonts w:ascii="Nunito" w:hAnsi="Nunito" w:eastAsia="Nunito" w:cs="Nunito"/>
+        </w:rPr>
+        <w:t>Hours logged against inactive mentor M-099 (status=Inactive) in volunteer_hours.</w:t>
       </w:r>
     </w:p>
     <w:p>
@@ -297,6 +321,54 @@
           <w:rFonts w:ascii="Nunito" w:hAnsi="Nunito" w:eastAsia="Nunito" w:cs="Nunito"/>
         </w:rPr>
         <w:t>'HCMC' vs 'Ho Chi Minh City' inconsistency.</w:t>
+      </w:r>
+    </w:p>
+    <w:p>
+      <w:pPr>
+        <w:pStyle w:val="ListBullet"/>
+        <w:ind w:left="360"/>
+      </w:pPr>
+      <w:r>
+        <w:rPr>
+          <w:rFonts w:ascii="Nunito" w:hAnsi="Nunito" w:eastAsia="Nunito" w:cs="Nunito"/>
+        </w:rPr>
+        <w:t>UK aid / FCDO 2025-Q3 amount stored as text '1,250' - coerce before SUM.</w:t>
+      </w:r>
+    </w:p>
+    <w:p>
+      <w:pPr>
+        <w:pStyle w:val="ListBullet"/>
+        <w:ind w:left="360"/>
+      </w:pPr>
+      <w:r>
+        <w:rPr>
+          <w:rFonts w:ascii="Nunito" w:hAnsi="Nunito" w:eastAsia="Nunito" w:cs="Nunito"/>
+        </w:rPr>
+        <w:t>BM attendance uses fewer mentor-circle sessions than SF/PD classroom sessions - caveat.</w:t>
+      </w:r>
+    </w:p>
+    <w:p>
+      <w:pPr>
+        <w:pStyle w:val="ListBullet"/>
+        <w:ind w:left="360"/>
+      </w:pPr>
+      <w:r>
+        <w:rPr>
+          <w:rFonts w:ascii="Nunito" w:hAnsi="Nunito" w:eastAsia="Nunito" w:cs="Nunito"/>
+        </w:rPr>
+        <w:t>Registry ~802 rows / 800 unique IDs (matches guideline served); waitlist exactly 1,100; hub throughput caps sum to 800 - do not conflate with D-01's 592 completers.</w:t>
+      </w:r>
+    </w:p>
+    <w:p>
+      <w:pPr>
+        <w:pStyle w:val="ListBullet"/>
+        <w:ind w:left="360"/>
+      </w:pPr>
+      <w:r>
+        <w:rPr>
+          <w:rFonts w:ascii="Nunito" w:hAnsi="Nunito" w:eastAsia="Nunito" w:cs="Nunito"/>
+        </w:rPr>
+        <w:t>hub_capacity_jan2026 shows DN/LA overloaded; active_mentors sum ~26 (≠ D-01's ~95 org-wide figure) - state the grain.</w:t>
       </w:r>
     </w:p>
     <w:p>
@@ -320,7 +392,7 @@
         <w:rPr>
           <w:rFonts w:ascii="Nunito" w:hAnsi="Nunito" w:eastAsia="Nunito" w:cs="Nunito"/>
         </w:rPr>
-        <w:t>Dong Nai placement clearly below HCMC hubs.</w:t>
+        <w:t>Among Completed records, HCMC hubs can clear ~65%+ broad; Dong Nai stays below, especially on Formal.</w:t>
       </w:r>
     </w:p>
     <w:p>
@@ -332,7 +404,19 @@
         <w:rPr>
           <w:rFonts w:ascii="Nunito" w:hAnsi="Nunito" w:eastAsia="Nunito" w:cs="Nunito"/>
         </w:rPr>
-        <w:t>Formal-only rate roughly 8 points below the broad rate (aligns with ST-02).</w:t>
+        <w:t>Including Dropped in the denominator pulls every hub under 65% - teach the definition choice.</w:t>
+      </w:r>
+    </w:p>
+    <w:p>
+      <w:pPr>
+        <w:pStyle w:val="ListBullet"/>
+        <w:ind w:left="360"/>
+      </w:pPr>
+      <w:r>
+        <w:rPr>
+          <w:rFonts w:ascii="Nunito" w:hAnsi="Nunito" w:eastAsia="Nunito" w:cs="Nunito"/>
+        </w:rPr>
+        <w:t>Formal-only rate sits below the broad rate (aligns with ST-02).</w:t>
       </w:r>
     </w:p>
     <w:p>
@@ -543,6 +627,30 @@
           <w:rFonts w:ascii="Nunito" w:hAnsi="Nunito" w:eastAsia="Nunito" w:cs="Nunito"/>
         </w:rPr>
         <w:t>Aggressive growth struggles to hold 65% honestly without selection pressure - the efficiency/ethics tension teams should discover.</w:t>
+      </w:r>
+    </w:p>
+    <w:p>
+      <w:pPr>
+        <w:pStyle w:val="ListBullet"/>
+        <w:ind w:left="360"/>
+      </w:pPr>
+      <w:r>
+        <w:rPr>
+          <w:rFonts w:ascii="Nunito" w:hAnsi="Nunito" w:eastAsia="Nunito" w:cs="Nunito"/>
+        </w:rPr>
+        <w:t>Strong teams also fail Aggressive (and sometimes Moderate) on capacity: staff FTE, mentor bench and monthly burn in hub_capacity_jan2026, not funding alone.</w:t>
+      </w:r>
+    </w:p>
+    <w:p>
+      <w:pPr>
+        <w:pStyle w:val="ListBullet"/>
+        <w:ind w:left="360"/>
+      </w:pPr>
+      <w:r>
+        <w:rPr>
+          <w:rFonts w:ascii="Nunito" w:hAnsi="Nunito" w:eastAsia="Nunito" w:cs="Nunito"/>
+        </w:rPr>
+        <w:t>Scenario choice should reference mission + Board ambition, then capacity constraints.</w:t>
       </w:r>
     </w:p>
     <w:sectPr>
